--- a/templates/ra/RA-General-Hourly-tokenized.docx
+++ b/templates/ra/RA-General-Hourly-tokenized.docx
@@ -797,6 +797,69 @@
         <w:gridCol w:w="6360"/>
         <w:gridCol w:w="3000"/>
       </w:tblGrid>
+      <w:tr>
+        <w:tc>
+          <w:tcPr>
+            <w:tcW w:type="dxa" w:w="6360"/>
+            <w:tcBorders>
+              <w:top w:val="single" w:color="444444" w:sz="4"/>
+              <w:left w:val="single" w:color="444444" w:sz="4"/>
+              <w:bottom w:val="single" w:color="444444" w:sz="4"/>
+              <w:right w:val="single" w:color="444444" w:sz="4"/>
+            </w:tcBorders>
+            <w:tcMar>
+              <w:top w:type="dxa" w:w="80"/>
+              <w:left w:type="dxa" w:w="120"/>
+              <w:bottom w:type="dxa" w:w="80"/>
+              <w:right w:type="dxa" w:w="120"/>
+            </w:tcMar>
+          </w:tcPr>
+          <w:p>
+            <w:r>
+              <w:rPr>
+                <w:rFonts w:ascii="Times New Roman" w:cs="Times New Roman" w:eastAsia="Times New Roman" w:hAnsi="Times New Roman"/>
+                <w:b w:val="false"/>
+                <w:bCs w:val="false"/>
+                <w:sz w:val="22"/>
+                <w:szCs w:val="22"/>
+              </w:rPr>
+              <w:t xml:space="preserve">Premium Attorney</w:t>
+            </w:r>
+          </w:p>
+        </w:tc>
+        <w:tc>
+          <w:tcPr>
+            <w:tcW w:type="dxa" w:w="3000"/>
+            <w:tcBorders>
+              <w:top w:val="single" w:color="444444" w:sz="4"/>
+              <w:left w:val="single" w:color="444444" w:sz="4"/>
+              <w:bottom w:val="single" w:color="444444" w:sz="4"/>
+              <w:right w:val="single" w:color="444444" w:sz="4"/>
+            </w:tcBorders>
+            <w:tcMar>
+              <w:top w:type="dxa" w:w="80"/>
+              <w:left w:type="dxa" w:w="120"/>
+              <w:bottom w:type="dxa" w:w="80"/>
+              <w:right w:type="dxa" w:w="120"/>
+            </w:tcMar>
+          </w:tcPr>
+          <w:p>
+            <w:pPr>
+              <w:jc w:val="right"/>
+            </w:pPr>
+            <w:r>
+              <w:rPr>
+                <w:rFonts w:ascii="Times New Roman" w:cs="Times New Roman" w:eastAsia="Times New Roman" w:hAnsi="Times New Roman"/>
+                <w:b w:val="false"/>
+                <w:bCs w:val="false"/>
+                <w:sz w:val="22"/>
+                <w:szCs w:val="22"/>
+              </w:rPr>
+              <w:t xml:space="preserve">$675</w:t>
+            </w:r>
+          </w:p>
+        </w:tc>
+      </w:tr>
       <w:tr>
         <w:tc>
           <w:tcPr>
@@ -855,7 +918,7 @@
                 <w:sz w:val="22"/>
                 <w:szCs w:val="22"/>
               </w:rPr>
-              <w:t xml:space="preserve">$450</w:t>
+              <w:t xml:space="preserve">$525</w:t>
             </w:r>
           </w:p>
         </w:tc>
@@ -918,7 +981,7 @@
                 <w:sz w:val="22"/>
                 <w:szCs w:val="22"/>
               </w:rPr>
-              <w:t xml:space="preserve">$350</w:t>
+              <w:t xml:space="preserve">$400</w:t>
             </w:r>
           </w:p>
         </w:tc>
